--- a/Assignment 5/OOP.docx
+++ b/Assignment 5/OOP.docx
@@ -22,6 +22,24 @@
     </w:p>
     <w:p>
       <w:pPr>
+        <w:jc w:val="center"/>
+        <w:rPr>
+          <w:rFonts w:ascii="Times New Roman" w:hAnsi="Times New Roman" w:cs="Times New Roman"/>
+          <w:sz w:val="32"/>
+          <w:szCs w:val="32"/>
+        </w:rPr>
+      </w:pPr>
+      <w:r>
+        <w:rPr>
+          <w:rFonts w:ascii="Times New Roman" w:hAnsi="Times New Roman" w:cs="Times New Roman"/>
+          <w:sz w:val="32"/>
+          <w:szCs w:val="32"/>
+        </w:rPr>
+        <w:t>LO4</w:t>
+      </w:r>
+    </w:p>
+    <w:p>
+      <w:pPr>
         <w:jc w:val="right"/>
         <w:rPr>
           <w:rFonts w:ascii="Times New Roman" w:hAnsi="Times New Roman" w:cs="Times New Roman"/>
@@ -37,7 +55,7 @@
         <w:rPr>
           <w:rFonts w:ascii="Times New Roman" w:hAnsi="Times New Roman" w:cs="Times New Roman"/>
         </w:rPr>
-        <w:t>5</w:t>
+        <w:t>3</w:t>
       </w:r>
       <w:r>
         <w:rPr>
@@ -49,7 +67,7 @@
         <w:rPr>
           <w:rFonts w:ascii="Times New Roman" w:hAnsi="Times New Roman" w:cs="Times New Roman"/>
         </w:rPr>
-        <w:t>3</w:t>
+        <w:t>2</w:t>
       </w:r>
       <w:r>
         <w:rPr>
@@ -119,21 +137,7 @@
         <w:rPr>
           <w:rFonts w:ascii="Times New Roman" w:hAnsi="Times New Roman" w:cs="Times New Roman"/>
         </w:rPr>
-        <w:t xml:space="preserve">Object-Oriented Programming in Python organizes code using classes and objects. A class defines attributes and methods, while objects are instances of classes. Inheritance allows new classes to reuse properties from parent classes. Method overriding enables subclasses to modify </w:t>
-      </w:r>
-      <w:proofErr w:type="spellStart"/>
-      <w:r>
-        <w:rPr>
-          <w:rFonts w:ascii="Times New Roman" w:hAnsi="Times New Roman" w:cs="Times New Roman"/>
-        </w:rPr>
-        <w:t>behavior</w:t>
-      </w:r>
-      <w:proofErr w:type="spellEnd"/>
-      <w:r>
-        <w:rPr>
-          <w:rFonts w:ascii="Times New Roman" w:hAnsi="Times New Roman" w:cs="Times New Roman"/>
-        </w:rPr>
-        <w:t>. This approach improves modularity, reusability, and structure of programs.</w:t>
+        <w:t>Object-Oriented Programming in Python organizes code using classes and objects. A class defines attributes and methods, while objects are instances of classes. Inheritance allows new classes to reuse properties from parent classes. Method overriding enables subclasses to modify behavior. This approach improves modularity, reusability, and structure of programs.</w:t>
       </w:r>
     </w:p>
     <w:p/>
@@ -159,16 +163,8 @@
         <w:rPr>
           <w:rFonts w:ascii="Times New Roman" w:hAnsi="Times New Roman" w:cs="Times New Roman"/>
         </w:rPr>
-        <w:t xml:space="preserve">from datetime import datetime, </w:t>
-      </w:r>
-      <w:proofErr w:type="spellStart"/>
-      <w:r>
-        <w:rPr>
-          <w:rFonts w:ascii="Times New Roman" w:hAnsi="Times New Roman" w:cs="Times New Roman"/>
-        </w:rPr>
-        <w:t>timedelta</w:t>
-      </w:r>
-      <w:proofErr w:type="spellEnd"/>
+        <w:t>from datetime import datetime, timedelta</w:t>
+      </w:r>
     </w:p>
     <w:p>
       <w:pPr>
@@ -200,49 +196,7 @@
         <w:rPr>
           <w:rFonts w:ascii="Times New Roman" w:hAnsi="Times New Roman" w:cs="Times New Roman"/>
         </w:rPr>
-        <w:t>    def __</w:t>
-      </w:r>
-      <w:proofErr w:type="spellStart"/>
-      <w:r>
-        <w:rPr>
-          <w:rFonts w:ascii="Times New Roman" w:hAnsi="Times New Roman" w:cs="Times New Roman"/>
-        </w:rPr>
-        <w:t>init</w:t>
-      </w:r>
-      <w:proofErr w:type="spellEnd"/>
-      <w:r>
-        <w:rPr>
-          <w:rFonts w:ascii="Times New Roman" w:hAnsi="Times New Roman" w:cs="Times New Roman"/>
-        </w:rPr>
-        <w:t>_</w:t>
-      </w:r>
-      <w:proofErr w:type="gramStart"/>
-      <w:r>
-        <w:rPr>
-          <w:rFonts w:ascii="Times New Roman" w:hAnsi="Times New Roman" w:cs="Times New Roman"/>
-        </w:rPr>
-        <w:t>_(</w:t>
-      </w:r>
-      <w:proofErr w:type="gramEnd"/>
-      <w:r>
-        <w:rPr>
-          <w:rFonts w:ascii="Times New Roman" w:hAnsi="Times New Roman" w:cs="Times New Roman"/>
-        </w:rPr>
-        <w:t xml:space="preserve">self, id, name, </w:t>
-      </w:r>
-      <w:proofErr w:type="spellStart"/>
-      <w:r>
-        <w:rPr>
-          <w:rFonts w:ascii="Times New Roman" w:hAnsi="Times New Roman" w:cs="Times New Roman"/>
-        </w:rPr>
-        <w:t>daily_rate</w:t>
-      </w:r>
-      <w:proofErr w:type="spellEnd"/>
-      <w:r>
-        <w:rPr>
-          <w:rFonts w:ascii="Times New Roman" w:hAnsi="Times New Roman" w:cs="Times New Roman"/>
-        </w:rPr>
-        <w:t>):</w:t>
+        <w:t>    def __init__(self, id, name, daily_rate):</w:t>
       </w:r>
     </w:p>
     <w:p>
@@ -281,604 +235,250 @@
         <w:rPr>
           <w:rFonts w:ascii="Times New Roman" w:hAnsi="Times New Roman" w:cs="Times New Roman"/>
         </w:rPr>
+        <w:t>        self.daily_rate = daily_rate</w:t>
+      </w:r>
+    </w:p>
+    <w:p>
+      <w:pPr>
+        <w:rPr>
+          <w:rFonts w:ascii="Times New Roman" w:hAnsi="Times New Roman" w:cs="Times New Roman"/>
+        </w:rPr>
+      </w:pPr>
+      <w:r>
+        <w:rPr>
+          <w:rFonts w:ascii="Times New Roman" w:hAnsi="Times New Roman" w:cs="Times New Roman"/>
+        </w:rPr>
+        <w:t>        self.available = True</w:t>
+      </w:r>
+    </w:p>
+    <w:p>
+      <w:pPr>
+        <w:rPr>
+          <w:rFonts w:ascii="Times New Roman" w:hAnsi="Times New Roman" w:cs="Times New Roman"/>
+        </w:rPr>
+      </w:pPr>
+    </w:p>
+    <w:p>
+      <w:pPr>
+        <w:rPr>
+          <w:rFonts w:ascii="Times New Roman" w:hAnsi="Times New Roman" w:cs="Times New Roman"/>
+        </w:rPr>
+      </w:pPr>
+      <w:r>
+        <w:rPr>
+          <w:rFonts w:ascii="Times New Roman" w:hAnsi="Times New Roman" w:cs="Times New Roman"/>
+        </w:rPr>
+        <w:t>class RentalAgency:</w:t>
+      </w:r>
+    </w:p>
+    <w:p>
+      <w:pPr>
+        <w:rPr>
+          <w:rFonts w:ascii="Times New Roman" w:hAnsi="Times New Roman" w:cs="Times New Roman"/>
+        </w:rPr>
+      </w:pPr>
+      <w:r>
+        <w:rPr>
+          <w:rFonts w:ascii="Times New Roman" w:hAnsi="Times New Roman" w:cs="Times New Roman"/>
+        </w:rPr>
+        <w:t>    def __init__(self, name):</w:t>
+      </w:r>
+    </w:p>
+    <w:p>
+      <w:pPr>
+        <w:rPr>
+          <w:rFonts w:ascii="Times New Roman" w:hAnsi="Times New Roman" w:cs="Times New Roman"/>
+        </w:rPr>
+      </w:pPr>
+      <w:r>
+        <w:rPr>
+          <w:rFonts w:ascii="Times New Roman" w:hAnsi="Times New Roman" w:cs="Times New Roman"/>
+        </w:rPr>
+        <w:t>        self.name = name</w:t>
+      </w:r>
+    </w:p>
+    <w:p>
+      <w:pPr>
+        <w:rPr>
+          <w:rFonts w:ascii="Times New Roman" w:hAnsi="Times New Roman" w:cs="Times New Roman"/>
+        </w:rPr>
+      </w:pPr>
+      <w:r>
+        <w:rPr>
+          <w:rFonts w:ascii="Times New Roman" w:hAnsi="Times New Roman" w:cs="Times New Roman"/>
+        </w:rPr>
+        <w:t>        self.vehicles = []</w:t>
+      </w:r>
+    </w:p>
+    <w:p>
+      <w:pPr>
+        <w:rPr>
+          <w:rFonts w:ascii="Times New Roman" w:hAnsi="Times New Roman" w:cs="Times New Roman"/>
+        </w:rPr>
+      </w:pPr>
+      <w:r>
+        <w:rPr>
+          <w:rFonts w:ascii="Times New Roman" w:hAnsi="Times New Roman" w:cs="Times New Roman"/>
+        </w:rPr>
+        <w:t>        self.transactions = []</w:t>
+      </w:r>
+    </w:p>
+    <w:p>
+      <w:pPr>
+        <w:rPr>
+          <w:rFonts w:ascii="Times New Roman" w:hAnsi="Times New Roman" w:cs="Times New Roman"/>
+        </w:rPr>
+      </w:pPr>
+    </w:p>
+    <w:p>
+      <w:pPr>
+        <w:rPr>
+          <w:rFonts w:ascii="Times New Roman" w:hAnsi="Times New Roman" w:cs="Times New Roman"/>
+        </w:rPr>
+      </w:pPr>
+      <w:r>
+        <w:rPr>
+          <w:rFonts w:ascii="Times New Roman" w:hAnsi="Times New Roman" w:cs="Times New Roman"/>
+        </w:rPr>
+        <w:t>    def add_vehicle(self, vehicle):</w:t>
+      </w:r>
+    </w:p>
+    <w:p>
+      <w:pPr>
+        <w:rPr>
+          <w:rFonts w:ascii="Times New Roman" w:hAnsi="Times New Roman" w:cs="Times New Roman"/>
+        </w:rPr>
+      </w:pPr>
+      <w:r>
+        <w:rPr>
+          <w:rFonts w:ascii="Times New Roman" w:hAnsi="Times New Roman" w:cs="Times New Roman"/>
+        </w:rPr>
+        <w:t>        self.vehicles.append(vehicle)</w:t>
+      </w:r>
+    </w:p>
+    <w:p>
+      <w:pPr>
+        <w:rPr>
+          <w:rFonts w:ascii="Times New Roman" w:hAnsi="Times New Roman" w:cs="Times New Roman"/>
+        </w:rPr>
+      </w:pPr>
+    </w:p>
+    <w:p>
+      <w:pPr>
+        <w:rPr>
+          <w:rFonts w:ascii="Times New Roman" w:hAnsi="Times New Roman" w:cs="Times New Roman"/>
+        </w:rPr>
+      </w:pPr>
+      <w:r>
+        <w:rPr>
+          <w:rFonts w:ascii="Times New Roman" w:hAnsi="Times New Roman" w:cs="Times New Roman"/>
+        </w:rPr>
+        <w:t>    def book_vehicle(self, vehicle_id, customer, days):</w:t>
+      </w:r>
+    </w:p>
+    <w:p>
+      <w:pPr>
+        <w:rPr>
+          <w:rFonts w:ascii="Times New Roman" w:hAnsi="Times New Roman" w:cs="Times New Roman"/>
+        </w:rPr>
+      </w:pPr>
+      <w:r>
+        <w:rPr>
+          <w:rFonts w:ascii="Times New Roman" w:hAnsi="Times New Roman" w:cs="Times New Roman"/>
+        </w:rPr>
+        <w:t>        vehicle = next((v for v in self.vehicles if v.id == vehicle_id), None)</w:t>
+      </w:r>
+    </w:p>
+    <w:p>
+      <w:pPr>
+        <w:rPr>
+          <w:rFonts w:ascii="Times New Roman" w:hAnsi="Times New Roman" w:cs="Times New Roman"/>
+        </w:rPr>
+      </w:pPr>
+      <w:r>
+        <w:rPr>
+          <w:rFonts w:ascii="Times New Roman" w:hAnsi="Times New Roman" w:cs="Times New Roman"/>
+        </w:rPr>
+        <w:t>        if not vehicle or not vehicle.available:</w:t>
+      </w:r>
+    </w:p>
+    <w:p>
+      <w:pPr>
+        <w:rPr>
+          <w:rFonts w:ascii="Times New Roman" w:hAnsi="Times New Roman" w:cs="Times New Roman"/>
+        </w:rPr>
+      </w:pPr>
+      <w:r>
+        <w:rPr>
+          <w:rFonts w:ascii="Times New Roman" w:hAnsi="Times New Roman" w:cs="Times New Roman"/>
+        </w:rPr>
+        <w:t>            return None</w:t>
+      </w:r>
+    </w:p>
+    <w:p>
+      <w:pPr>
+        <w:rPr>
+          <w:rFonts w:ascii="Times New Roman" w:hAnsi="Times New Roman" w:cs="Times New Roman"/>
+        </w:rPr>
+      </w:pPr>
+      <w:r>
+        <w:rPr>
+          <w:rFonts w:ascii="Times New Roman" w:hAnsi="Times New Roman" w:cs="Times New Roman"/>
+        </w:rPr>
+        <w:lastRenderedPageBreak/>
         <w:t xml:space="preserve">        </w:t>
       </w:r>
-      <w:proofErr w:type="spellStart"/>
-      <w:proofErr w:type="gramStart"/>
-      <w:r>
-        <w:rPr>
-          <w:rFonts w:ascii="Times New Roman" w:hAnsi="Times New Roman" w:cs="Times New Roman"/>
-        </w:rPr>
-        <w:t>self.daily</w:t>
-      </w:r>
-      <w:proofErr w:type="gramEnd"/>
-      <w:r>
-        <w:rPr>
-          <w:rFonts w:ascii="Times New Roman" w:hAnsi="Times New Roman" w:cs="Times New Roman"/>
-        </w:rPr>
-        <w:t>_rate</w:t>
-      </w:r>
-      <w:proofErr w:type="spellEnd"/>
-      <w:r>
-        <w:rPr>
-          <w:rFonts w:ascii="Times New Roman" w:hAnsi="Times New Roman" w:cs="Times New Roman"/>
-        </w:rPr>
-        <w:t xml:space="preserve"> = </w:t>
-      </w:r>
-      <w:proofErr w:type="spellStart"/>
-      <w:r>
-        <w:rPr>
-          <w:rFonts w:ascii="Times New Roman" w:hAnsi="Times New Roman" w:cs="Times New Roman"/>
-        </w:rPr>
-        <w:t>daily_rate</w:t>
-      </w:r>
-      <w:proofErr w:type="spellEnd"/>
-    </w:p>
-    <w:p>
-      <w:pPr>
-        <w:rPr>
-          <w:rFonts w:ascii="Times New Roman" w:hAnsi="Times New Roman" w:cs="Times New Roman"/>
-        </w:rPr>
-      </w:pPr>
-      <w:r>
-        <w:rPr>
-          <w:rFonts w:ascii="Times New Roman" w:hAnsi="Times New Roman" w:cs="Times New Roman"/>
-        </w:rPr>
-        <w:t xml:space="preserve">        </w:t>
-      </w:r>
-      <w:proofErr w:type="spellStart"/>
-      <w:proofErr w:type="gramStart"/>
-      <w:r>
-        <w:rPr>
-          <w:rFonts w:ascii="Times New Roman" w:hAnsi="Times New Roman" w:cs="Times New Roman"/>
-        </w:rPr>
-        <w:t>self.available</w:t>
-      </w:r>
-      <w:proofErr w:type="spellEnd"/>
-      <w:proofErr w:type="gramEnd"/>
-      <w:r>
-        <w:rPr>
-          <w:rFonts w:ascii="Times New Roman" w:hAnsi="Times New Roman" w:cs="Times New Roman"/>
-        </w:rPr>
-        <w:t xml:space="preserve"> = True</w:t>
-      </w:r>
-    </w:p>
-    <w:p>
-      <w:pPr>
-        <w:rPr>
-          <w:rFonts w:ascii="Times New Roman" w:hAnsi="Times New Roman" w:cs="Times New Roman"/>
-        </w:rPr>
-      </w:pPr>
-    </w:p>
-    <w:p>
-      <w:pPr>
-        <w:rPr>
-          <w:rFonts w:ascii="Times New Roman" w:hAnsi="Times New Roman" w:cs="Times New Roman"/>
-        </w:rPr>
-      </w:pPr>
-      <w:r>
-        <w:rPr>
-          <w:rFonts w:ascii="Times New Roman" w:hAnsi="Times New Roman" w:cs="Times New Roman"/>
-        </w:rPr>
-        <w:t xml:space="preserve">class </w:t>
-      </w:r>
-      <w:proofErr w:type="spellStart"/>
-      <w:r>
-        <w:rPr>
-          <w:rFonts w:ascii="Times New Roman" w:hAnsi="Times New Roman" w:cs="Times New Roman"/>
-        </w:rPr>
-        <w:t>RentalAgency</w:t>
-      </w:r>
-      <w:proofErr w:type="spellEnd"/>
-      <w:r>
-        <w:rPr>
-          <w:rFonts w:ascii="Times New Roman" w:hAnsi="Times New Roman" w:cs="Times New Roman"/>
-        </w:rPr>
-        <w:t>:</w:t>
-      </w:r>
-    </w:p>
-    <w:p>
-      <w:pPr>
-        <w:rPr>
-          <w:rFonts w:ascii="Times New Roman" w:hAnsi="Times New Roman" w:cs="Times New Roman"/>
-        </w:rPr>
-      </w:pPr>
-      <w:r>
-        <w:rPr>
-          <w:rFonts w:ascii="Times New Roman" w:hAnsi="Times New Roman" w:cs="Times New Roman"/>
-        </w:rPr>
-        <w:t>    def __</w:t>
-      </w:r>
-      <w:proofErr w:type="spellStart"/>
-      <w:r>
-        <w:rPr>
-          <w:rFonts w:ascii="Times New Roman" w:hAnsi="Times New Roman" w:cs="Times New Roman"/>
-        </w:rPr>
-        <w:t>init</w:t>
-      </w:r>
-      <w:proofErr w:type="spellEnd"/>
-      <w:r>
-        <w:rPr>
-          <w:rFonts w:ascii="Times New Roman" w:hAnsi="Times New Roman" w:cs="Times New Roman"/>
-        </w:rPr>
-        <w:t>_</w:t>
-      </w:r>
-      <w:proofErr w:type="gramStart"/>
-      <w:r>
-        <w:rPr>
-          <w:rFonts w:ascii="Times New Roman" w:hAnsi="Times New Roman" w:cs="Times New Roman"/>
-        </w:rPr>
-        <w:t>_(</w:t>
-      </w:r>
-      <w:proofErr w:type="gramEnd"/>
-      <w:r>
-        <w:rPr>
-          <w:rFonts w:ascii="Times New Roman" w:hAnsi="Times New Roman" w:cs="Times New Roman"/>
-        </w:rPr>
-        <w:t>self, name):</w:t>
-      </w:r>
-    </w:p>
-    <w:p>
-      <w:pPr>
-        <w:rPr>
-          <w:rFonts w:ascii="Times New Roman" w:hAnsi="Times New Roman" w:cs="Times New Roman"/>
-        </w:rPr>
-      </w:pPr>
-      <w:r>
-        <w:rPr>
-          <w:rFonts w:ascii="Times New Roman" w:hAnsi="Times New Roman" w:cs="Times New Roman"/>
-        </w:rPr>
-        <w:t>        self.name = name</w:t>
-      </w:r>
-    </w:p>
-    <w:p>
-      <w:pPr>
-        <w:rPr>
-          <w:rFonts w:ascii="Times New Roman" w:hAnsi="Times New Roman" w:cs="Times New Roman"/>
-        </w:rPr>
-      </w:pPr>
-      <w:r>
-        <w:rPr>
-          <w:rFonts w:ascii="Times New Roman" w:hAnsi="Times New Roman" w:cs="Times New Roman"/>
-        </w:rPr>
-        <w:t xml:space="preserve">        </w:t>
-      </w:r>
-      <w:proofErr w:type="spellStart"/>
-      <w:proofErr w:type="gramStart"/>
-      <w:r>
-        <w:rPr>
-          <w:rFonts w:ascii="Times New Roman" w:hAnsi="Times New Roman" w:cs="Times New Roman"/>
-        </w:rPr>
-        <w:t>self.vehicles</w:t>
-      </w:r>
-      <w:proofErr w:type="spellEnd"/>
-      <w:proofErr w:type="gramEnd"/>
-      <w:r>
-        <w:rPr>
-          <w:rFonts w:ascii="Times New Roman" w:hAnsi="Times New Roman" w:cs="Times New Roman"/>
-        </w:rPr>
-        <w:t xml:space="preserve"> = []</w:t>
-      </w:r>
-    </w:p>
-    <w:p>
-      <w:pPr>
-        <w:rPr>
-          <w:rFonts w:ascii="Times New Roman" w:hAnsi="Times New Roman" w:cs="Times New Roman"/>
-        </w:rPr>
-      </w:pPr>
-      <w:r>
-        <w:rPr>
-          <w:rFonts w:ascii="Times New Roman" w:hAnsi="Times New Roman" w:cs="Times New Roman"/>
-        </w:rPr>
-        <w:t xml:space="preserve">        </w:t>
-      </w:r>
-      <w:proofErr w:type="spellStart"/>
-      <w:proofErr w:type="gramStart"/>
-      <w:r>
-        <w:rPr>
-          <w:rFonts w:ascii="Times New Roman" w:hAnsi="Times New Roman" w:cs="Times New Roman"/>
-        </w:rPr>
-        <w:t>self.transactions</w:t>
-      </w:r>
-      <w:proofErr w:type="spellEnd"/>
-      <w:proofErr w:type="gramEnd"/>
-      <w:r>
-        <w:rPr>
-          <w:rFonts w:ascii="Times New Roman" w:hAnsi="Times New Roman" w:cs="Times New Roman"/>
-        </w:rPr>
-        <w:t xml:space="preserve"> = []</w:t>
-      </w:r>
-    </w:p>
-    <w:p>
-      <w:pPr>
-        <w:rPr>
-          <w:rFonts w:ascii="Times New Roman" w:hAnsi="Times New Roman" w:cs="Times New Roman"/>
-        </w:rPr>
-      </w:pPr>
-    </w:p>
-    <w:p>
-      <w:pPr>
-        <w:rPr>
-          <w:rFonts w:ascii="Times New Roman" w:hAnsi="Times New Roman" w:cs="Times New Roman"/>
-        </w:rPr>
-      </w:pPr>
-      <w:r>
-        <w:rPr>
-          <w:rFonts w:ascii="Times New Roman" w:hAnsi="Times New Roman" w:cs="Times New Roman"/>
-        </w:rPr>
-        <w:t xml:space="preserve">    def </w:t>
-      </w:r>
-      <w:proofErr w:type="spellStart"/>
-      <w:r>
-        <w:rPr>
-          <w:rFonts w:ascii="Times New Roman" w:hAnsi="Times New Roman" w:cs="Times New Roman"/>
-        </w:rPr>
-        <w:t>add_</w:t>
-      </w:r>
-      <w:proofErr w:type="gramStart"/>
-      <w:r>
-        <w:rPr>
-          <w:rFonts w:ascii="Times New Roman" w:hAnsi="Times New Roman" w:cs="Times New Roman"/>
-        </w:rPr>
-        <w:t>vehicle</w:t>
-      </w:r>
-      <w:proofErr w:type="spellEnd"/>
-      <w:r>
-        <w:rPr>
-          <w:rFonts w:ascii="Times New Roman" w:hAnsi="Times New Roman" w:cs="Times New Roman"/>
-        </w:rPr>
-        <w:t>(</w:t>
-      </w:r>
-      <w:proofErr w:type="gramEnd"/>
-      <w:r>
-        <w:rPr>
-          <w:rFonts w:ascii="Times New Roman" w:hAnsi="Times New Roman" w:cs="Times New Roman"/>
-        </w:rPr>
-        <w:t>self, vehicle):</w:t>
-      </w:r>
-    </w:p>
-    <w:p>
-      <w:pPr>
-        <w:rPr>
-          <w:rFonts w:ascii="Times New Roman" w:hAnsi="Times New Roman" w:cs="Times New Roman"/>
-        </w:rPr>
-      </w:pPr>
-      <w:r>
-        <w:rPr>
-          <w:rFonts w:ascii="Times New Roman" w:hAnsi="Times New Roman" w:cs="Times New Roman"/>
-        </w:rPr>
-        <w:t xml:space="preserve">        </w:t>
-      </w:r>
-      <w:proofErr w:type="spellStart"/>
-      <w:proofErr w:type="gramStart"/>
-      <w:r>
-        <w:rPr>
-          <w:rFonts w:ascii="Times New Roman" w:hAnsi="Times New Roman" w:cs="Times New Roman"/>
-        </w:rPr>
-        <w:t>self.vehicles</w:t>
-      </w:r>
-      <w:proofErr w:type="gramEnd"/>
-      <w:r>
-        <w:rPr>
-          <w:rFonts w:ascii="Times New Roman" w:hAnsi="Times New Roman" w:cs="Times New Roman"/>
-        </w:rPr>
-        <w:t>.append</w:t>
-      </w:r>
-      <w:proofErr w:type="spellEnd"/>
-      <w:r>
-        <w:rPr>
-          <w:rFonts w:ascii="Times New Roman" w:hAnsi="Times New Roman" w:cs="Times New Roman"/>
-        </w:rPr>
-        <w:t>(vehicle)</w:t>
-      </w:r>
-    </w:p>
-    <w:p>
-      <w:pPr>
-        <w:rPr>
-          <w:rFonts w:ascii="Times New Roman" w:hAnsi="Times New Roman" w:cs="Times New Roman"/>
-        </w:rPr>
-      </w:pPr>
-    </w:p>
-    <w:p>
-      <w:pPr>
-        <w:rPr>
-          <w:rFonts w:ascii="Times New Roman" w:hAnsi="Times New Roman" w:cs="Times New Roman"/>
-        </w:rPr>
-      </w:pPr>
-      <w:r>
-        <w:rPr>
-          <w:rFonts w:ascii="Times New Roman" w:hAnsi="Times New Roman" w:cs="Times New Roman"/>
-        </w:rPr>
-        <w:t xml:space="preserve">    def </w:t>
-      </w:r>
-      <w:proofErr w:type="spellStart"/>
-      <w:r>
-        <w:rPr>
-          <w:rFonts w:ascii="Times New Roman" w:hAnsi="Times New Roman" w:cs="Times New Roman"/>
-        </w:rPr>
-        <w:t>book_</w:t>
-      </w:r>
-      <w:proofErr w:type="gramStart"/>
-      <w:r>
-        <w:rPr>
-          <w:rFonts w:ascii="Times New Roman" w:hAnsi="Times New Roman" w:cs="Times New Roman"/>
-        </w:rPr>
-        <w:t>vehicle</w:t>
-      </w:r>
-      <w:proofErr w:type="spellEnd"/>
-      <w:r>
-        <w:rPr>
-          <w:rFonts w:ascii="Times New Roman" w:hAnsi="Times New Roman" w:cs="Times New Roman"/>
-        </w:rPr>
-        <w:t>(</w:t>
-      </w:r>
-      <w:proofErr w:type="gramEnd"/>
-      <w:r>
-        <w:rPr>
-          <w:rFonts w:ascii="Times New Roman" w:hAnsi="Times New Roman" w:cs="Times New Roman"/>
-        </w:rPr>
-        <w:t xml:space="preserve">self, </w:t>
-      </w:r>
-      <w:proofErr w:type="spellStart"/>
-      <w:r>
-        <w:rPr>
-          <w:rFonts w:ascii="Times New Roman" w:hAnsi="Times New Roman" w:cs="Times New Roman"/>
-        </w:rPr>
-        <w:t>vehicle_id</w:t>
-      </w:r>
-      <w:proofErr w:type="spellEnd"/>
-      <w:r>
-        <w:rPr>
-          <w:rFonts w:ascii="Times New Roman" w:hAnsi="Times New Roman" w:cs="Times New Roman"/>
-        </w:rPr>
-        <w:t>, customer, days):</w:t>
-      </w:r>
-    </w:p>
-    <w:p>
-      <w:pPr>
-        <w:rPr>
-          <w:rFonts w:ascii="Times New Roman" w:hAnsi="Times New Roman" w:cs="Times New Roman"/>
-        </w:rPr>
-      </w:pPr>
-      <w:r>
-        <w:rPr>
-          <w:rFonts w:ascii="Times New Roman" w:hAnsi="Times New Roman" w:cs="Times New Roman"/>
-        </w:rPr>
-        <w:t xml:space="preserve">        vehicle = </w:t>
-      </w:r>
-      <w:proofErr w:type="gramStart"/>
-      <w:r>
-        <w:rPr>
-          <w:rFonts w:ascii="Times New Roman" w:hAnsi="Times New Roman" w:cs="Times New Roman"/>
-        </w:rPr>
-        <w:t>next(</w:t>
-      </w:r>
-      <w:proofErr w:type="gramEnd"/>
-      <w:r>
-        <w:rPr>
-          <w:rFonts w:ascii="Times New Roman" w:hAnsi="Times New Roman" w:cs="Times New Roman"/>
-        </w:rPr>
-        <w:t xml:space="preserve">(v for v in </w:t>
-      </w:r>
-      <w:proofErr w:type="spellStart"/>
-      <w:proofErr w:type="gramStart"/>
-      <w:r>
-        <w:rPr>
-          <w:rFonts w:ascii="Times New Roman" w:hAnsi="Times New Roman" w:cs="Times New Roman"/>
-        </w:rPr>
-        <w:t>self.vehicles</w:t>
-      </w:r>
-      <w:proofErr w:type="spellEnd"/>
-      <w:proofErr w:type="gramEnd"/>
-      <w:r>
-        <w:rPr>
-          <w:rFonts w:ascii="Times New Roman" w:hAnsi="Times New Roman" w:cs="Times New Roman"/>
-        </w:rPr>
-        <w:t xml:space="preserve"> if v.id == </w:t>
-      </w:r>
-      <w:proofErr w:type="spellStart"/>
-      <w:r>
-        <w:rPr>
-          <w:rFonts w:ascii="Times New Roman" w:hAnsi="Times New Roman" w:cs="Times New Roman"/>
-        </w:rPr>
-        <w:t>vehicle_id</w:t>
-      </w:r>
-      <w:proofErr w:type="spellEnd"/>
-      <w:r>
-        <w:rPr>
-          <w:rFonts w:ascii="Times New Roman" w:hAnsi="Times New Roman" w:cs="Times New Roman"/>
-        </w:rPr>
-        <w:t>), None)</w:t>
-      </w:r>
-    </w:p>
-    <w:p>
-      <w:pPr>
-        <w:rPr>
-          <w:rFonts w:ascii="Times New Roman" w:hAnsi="Times New Roman" w:cs="Times New Roman"/>
-        </w:rPr>
-      </w:pPr>
-      <w:r>
-        <w:rPr>
-          <w:rFonts w:ascii="Times New Roman" w:hAnsi="Times New Roman" w:cs="Times New Roman"/>
-        </w:rPr>
-        <w:t xml:space="preserve">        if not vehicle or not </w:t>
-      </w:r>
-      <w:proofErr w:type="spellStart"/>
-      <w:proofErr w:type="gramStart"/>
-      <w:r>
-        <w:rPr>
-          <w:rFonts w:ascii="Times New Roman" w:hAnsi="Times New Roman" w:cs="Times New Roman"/>
-        </w:rPr>
-        <w:t>vehicle.available</w:t>
-      </w:r>
-      <w:proofErr w:type="spellEnd"/>
-      <w:proofErr w:type="gramEnd"/>
-      <w:r>
-        <w:rPr>
-          <w:rFonts w:ascii="Times New Roman" w:hAnsi="Times New Roman" w:cs="Times New Roman"/>
-        </w:rPr>
-        <w:t>:</w:t>
-      </w:r>
-    </w:p>
-    <w:p>
-      <w:pPr>
-        <w:rPr>
-          <w:rFonts w:ascii="Times New Roman" w:hAnsi="Times New Roman" w:cs="Times New Roman"/>
-        </w:rPr>
-      </w:pPr>
-      <w:r>
-        <w:rPr>
-          <w:rFonts w:ascii="Times New Roman" w:hAnsi="Times New Roman" w:cs="Times New Roman"/>
-        </w:rPr>
-        <w:t>            return None</w:t>
-      </w:r>
-    </w:p>
-    <w:p>
-      <w:pPr>
-        <w:rPr>
-          <w:rFonts w:ascii="Times New Roman" w:hAnsi="Times New Roman" w:cs="Times New Roman"/>
-        </w:rPr>
-      </w:pPr>
-      <w:r>
-        <w:rPr>
-          <w:rFonts w:ascii="Times New Roman" w:hAnsi="Times New Roman" w:cs="Times New Roman"/>
-        </w:rPr>
-        <w:t xml:space="preserve">        </w:t>
-      </w:r>
-    </w:p>
-    <w:p>
-      <w:pPr>
-        <w:rPr>
-          <w:rFonts w:ascii="Times New Roman" w:hAnsi="Times New Roman" w:cs="Times New Roman"/>
-        </w:rPr>
-      </w:pPr>
-      <w:r>
-        <w:rPr>
-          <w:rFonts w:ascii="Times New Roman" w:hAnsi="Times New Roman" w:cs="Times New Roman"/>
-        </w:rPr>
-        <w:lastRenderedPageBreak/>
-        <w:t xml:space="preserve">        cost = </w:t>
-      </w:r>
-      <w:proofErr w:type="spellStart"/>
-      <w:proofErr w:type="gramStart"/>
-      <w:r>
-        <w:rPr>
-          <w:rFonts w:ascii="Times New Roman" w:hAnsi="Times New Roman" w:cs="Times New Roman"/>
-        </w:rPr>
-        <w:t>vehicle.daily</w:t>
-      </w:r>
-      <w:proofErr w:type="gramEnd"/>
-      <w:r>
-        <w:rPr>
-          <w:rFonts w:ascii="Times New Roman" w:hAnsi="Times New Roman" w:cs="Times New Roman"/>
-        </w:rPr>
-        <w:t>_rate</w:t>
-      </w:r>
-      <w:proofErr w:type="spellEnd"/>
-      <w:r>
-        <w:rPr>
-          <w:rFonts w:ascii="Times New Roman" w:hAnsi="Times New Roman" w:cs="Times New Roman"/>
-        </w:rPr>
-        <w:t xml:space="preserve"> * days</w:t>
-      </w:r>
-    </w:p>
-    <w:p>
-      <w:pPr>
-        <w:rPr>
-          <w:rFonts w:ascii="Times New Roman" w:hAnsi="Times New Roman" w:cs="Times New Roman"/>
-        </w:rPr>
-      </w:pPr>
-      <w:r>
-        <w:rPr>
-          <w:rFonts w:ascii="Times New Roman" w:hAnsi="Times New Roman" w:cs="Times New Roman"/>
-        </w:rPr>
-        <w:t xml:space="preserve">        rental = </w:t>
-      </w:r>
-      <w:proofErr w:type="spellStart"/>
-      <w:proofErr w:type="gramStart"/>
-      <w:r>
-        <w:rPr>
-          <w:rFonts w:ascii="Times New Roman" w:hAnsi="Times New Roman" w:cs="Times New Roman"/>
-        </w:rPr>
-        <w:t>RentalTransaction</w:t>
-      </w:r>
-      <w:proofErr w:type="spellEnd"/>
-      <w:r>
-        <w:rPr>
-          <w:rFonts w:ascii="Times New Roman" w:hAnsi="Times New Roman" w:cs="Times New Roman"/>
-        </w:rPr>
-        <w:t>(</w:t>
-      </w:r>
-      <w:proofErr w:type="gramEnd"/>
-      <w:r>
-        <w:rPr>
-          <w:rFonts w:ascii="Times New Roman" w:hAnsi="Times New Roman" w:cs="Times New Roman"/>
-        </w:rPr>
-        <w:t>vehicle, customer, days, cost)</w:t>
-      </w:r>
-    </w:p>
-    <w:p>
-      <w:pPr>
-        <w:rPr>
-          <w:rFonts w:ascii="Times New Roman" w:hAnsi="Times New Roman" w:cs="Times New Roman"/>
-        </w:rPr>
-      </w:pPr>
-      <w:r>
-        <w:rPr>
-          <w:rFonts w:ascii="Times New Roman" w:hAnsi="Times New Roman" w:cs="Times New Roman"/>
-        </w:rPr>
-        <w:t xml:space="preserve">        </w:t>
-      </w:r>
-      <w:proofErr w:type="spellStart"/>
-      <w:proofErr w:type="gramStart"/>
-      <w:r>
-        <w:rPr>
-          <w:rFonts w:ascii="Times New Roman" w:hAnsi="Times New Roman" w:cs="Times New Roman"/>
-        </w:rPr>
-        <w:t>vehicle.available</w:t>
-      </w:r>
-      <w:proofErr w:type="spellEnd"/>
-      <w:proofErr w:type="gramEnd"/>
-      <w:r>
-        <w:rPr>
-          <w:rFonts w:ascii="Times New Roman" w:hAnsi="Times New Roman" w:cs="Times New Roman"/>
-        </w:rPr>
-        <w:t xml:space="preserve"> = False</w:t>
-      </w:r>
-    </w:p>
-    <w:p>
-      <w:pPr>
-        <w:rPr>
-          <w:rFonts w:ascii="Times New Roman" w:hAnsi="Times New Roman" w:cs="Times New Roman"/>
-        </w:rPr>
-      </w:pPr>
-      <w:r>
-        <w:rPr>
-          <w:rFonts w:ascii="Times New Roman" w:hAnsi="Times New Roman" w:cs="Times New Roman"/>
-        </w:rPr>
-        <w:t xml:space="preserve">        </w:t>
-      </w:r>
-      <w:proofErr w:type="spellStart"/>
-      <w:proofErr w:type="gramStart"/>
-      <w:r>
-        <w:rPr>
-          <w:rFonts w:ascii="Times New Roman" w:hAnsi="Times New Roman" w:cs="Times New Roman"/>
-        </w:rPr>
-        <w:t>self.transactions</w:t>
-      </w:r>
-      <w:proofErr w:type="gramEnd"/>
-      <w:r>
-        <w:rPr>
-          <w:rFonts w:ascii="Times New Roman" w:hAnsi="Times New Roman" w:cs="Times New Roman"/>
-        </w:rPr>
-        <w:t>.append</w:t>
-      </w:r>
-      <w:proofErr w:type="spellEnd"/>
-      <w:r>
-        <w:rPr>
-          <w:rFonts w:ascii="Times New Roman" w:hAnsi="Times New Roman" w:cs="Times New Roman"/>
-        </w:rPr>
-        <w:t>(rental)</w:t>
+    </w:p>
+    <w:p>
+      <w:pPr>
+        <w:rPr>
+          <w:rFonts w:ascii="Times New Roman" w:hAnsi="Times New Roman" w:cs="Times New Roman"/>
+        </w:rPr>
+      </w:pPr>
+      <w:r>
+        <w:rPr>
+          <w:rFonts w:ascii="Times New Roman" w:hAnsi="Times New Roman" w:cs="Times New Roman"/>
+        </w:rPr>
+        <w:t>        cost = vehicle.daily_rate * days</w:t>
+      </w:r>
+    </w:p>
+    <w:p>
+      <w:pPr>
+        <w:rPr>
+          <w:rFonts w:ascii="Times New Roman" w:hAnsi="Times New Roman" w:cs="Times New Roman"/>
+        </w:rPr>
+      </w:pPr>
+      <w:r>
+        <w:rPr>
+          <w:rFonts w:ascii="Times New Roman" w:hAnsi="Times New Roman" w:cs="Times New Roman"/>
+        </w:rPr>
+        <w:t>        rental = RentalTransaction(vehicle, customer, days, cost)</w:t>
+      </w:r>
+    </w:p>
+    <w:p>
+      <w:pPr>
+        <w:rPr>
+          <w:rFonts w:ascii="Times New Roman" w:hAnsi="Times New Roman" w:cs="Times New Roman"/>
+        </w:rPr>
+      </w:pPr>
+      <w:r>
+        <w:rPr>
+          <w:rFonts w:ascii="Times New Roman" w:hAnsi="Times New Roman" w:cs="Times New Roman"/>
+        </w:rPr>
+        <w:t>        vehicle.available = False</w:t>
+      </w:r>
+    </w:p>
+    <w:p>
+      <w:pPr>
+        <w:rPr>
+          <w:rFonts w:ascii="Times New Roman" w:hAnsi="Times New Roman" w:cs="Times New Roman"/>
+        </w:rPr>
+      </w:pPr>
+      <w:r>
+        <w:rPr>
+          <w:rFonts w:ascii="Times New Roman" w:hAnsi="Times New Roman" w:cs="Times New Roman"/>
+        </w:rPr>
+        <w:t>        self.transactions.append(rental)</w:t>
       </w:r>
     </w:p>
     <w:p>
@@ -911,106 +511,20 @@
         <w:rPr>
           <w:rFonts w:ascii="Times New Roman" w:hAnsi="Times New Roman" w:cs="Times New Roman"/>
         </w:rPr>
-        <w:t xml:space="preserve">    def </w:t>
-      </w:r>
-      <w:proofErr w:type="spellStart"/>
-      <w:r>
-        <w:rPr>
-          <w:rFonts w:ascii="Times New Roman" w:hAnsi="Times New Roman" w:cs="Times New Roman"/>
-        </w:rPr>
-        <w:t>return_</w:t>
-      </w:r>
-      <w:proofErr w:type="gramStart"/>
-      <w:r>
-        <w:rPr>
-          <w:rFonts w:ascii="Times New Roman" w:hAnsi="Times New Roman" w:cs="Times New Roman"/>
-        </w:rPr>
-        <w:t>vehicle</w:t>
-      </w:r>
-      <w:proofErr w:type="spellEnd"/>
-      <w:r>
-        <w:rPr>
-          <w:rFonts w:ascii="Times New Roman" w:hAnsi="Times New Roman" w:cs="Times New Roman"/>
-        </w:rPr>
-        <w:t>(</w:t>
-      </w:r>
-      <w:proofErr w:type="gramEnd"/>
-      <w:r>
-        <w:rPr>
-          <w:rFonts w:ascii="Times New Roman" w:hAnsi="Times New Roman" w:cs="Times New Roman"/>
-        </w:rPr>
-        <w:t xml:space="preserve">self, </w:t>
-      </w:r>
-      <w:proofErr w:type="spellStart"/>
-      <w:r>
-        <w:rPr>
-          <w:rFonts w:ascii="Times New Roman" w:hAnsi="Times New Roman" w:cs="Times New Roman"/>
-        </w:rPr>
-        <w:t>vehicle_id</w:t>
-      </w:r>
-      <w:proofErr w:type="spellEnd"/>
-      <w:r>
-        <w:rPr>
-          <w:rFonts w:ascii="Times New Roman" w:hAnsi="Times New Roman" w:cs="Times New Roman"/>
-        </w:rPr>
-        <w:t>):</w:t>
-      </w:r>
-    </w:p>
-    <w:p>
-      <w:pPr>
-        <w:rPr>
-          <w:rFonts w:ascii="Times New Roman" w:hAnsi="Times New Roman" w:cs="Times New Roman"/>
-        </w:rPr>
-      </w:pPr>
-      <w:r>
-        <w:rPr>
-          <w:rFonts w:ascii="Times New Roman" w:hAnsi="Times New Roman" w:cs="Times New Roman"/>
-        </w:rPr>
-        <w:t xml:space="preserve">        vehicle = </w:t>
-      </w:r>
-      <w:proofErr w:type="gramStart"/>
-      <w:r>
-        <w:rPr>
-          <w:rFonts w:ascii="Times New Roman" w:hAnsi="Times New Roman" w:cs="Times New Roman"/>
-        </w:rPr>
-        <w:t>next(</w:t>
-      </w:r>
-      <w:proofErr w:type="gramEnd"/>
-      <w:r>
-        <w:rPr>
-          <w:rFonts w:ascii="Times New Roman" w:hAnsi="Times New Roman" w:cs="Times New Roman"/>
-        </w:rPr>
-        <w:t xml:space="preserve">(v for v in </w:t>
-      </w:r>
-      <w:proofErr w:type="spellStart"/>
-      <w:proofErr w:type="gramStart"/>
-      <w:r>
-        <w:rPr>
-          <w:rFonts w:ascii="Times New Roman" w:hAnsi="Times New Roman" w:cs="Times New Roman"/>
-        </w:rPr>
-        <w:t>self.vehicles</w:t>
-      </w:r>
-      <w:proofErr w:type="spellEnd"/>
-      <w:proofErr w:type="gramEnd"/>
-      <w:r>
-        <w:rPr>
-          <w:rFonts w:ascii="Times New Roman" w:hAnsi="Times New Roman" w:cs="Times New Roman"/>
-        </w:rPr>
-        <w:t xml:space="preserve"> if v.id == </w:t>
-      </w:r>
-      <w:proofErr w:type="spellStart"/>
-      <w:r>
-        <w:rPr>
-          <w:rFonts w:ascii="Times New Roman" w:hAnsi="Times New Roman" w:cs="Times New Roman"/>
-        </w:rPr>
-        <w:t>vehicle_id</w:t>
-      </w:r>
-      <w:proofErr w:type="spellEnd"/>
-      <w:r>
-        <w:rPr>
-          <w:rFonts w:ascii="Times New Roman" w:hAnsi="Times New Roman" w:cs="Times New Roman"/>
-        </w:rPr>
-        <w:t>), None)</w:t>
+        <w:t>    def return_vehicle(self, vehicle_id):</w:t>
+      </w:r>
+    </w:p>
+    <w:p>
+      <w:pPr>
+        <w:rPr>
+          <w:rFonts w:ascii="Times New Roman" w:hAnsi="Times New Roman" w:cs="Times New Roman"/>
+        </w:rPr>
+      </w:pPr>
+      <w:r>
+        <w:rPr>
+          <w:rFonts w:ascii="Times New Roman" w:hAnsi="Times New Roman" w:cs="Times New Roman"/>
+        </w:rPr>
+        <w:t>        vehicle = next((v for v in self.vehicles if v.id == vehicle_id), None)</w:t>
       </w:r>
     </w:p>
     <w:p>
@@ -1036,334 +550,118 @@
         <w:rPr>
           <w:rFonts w:ascii="Times New Roman" w:hAnsi="Times New Roman" w:cs="Times New Roman"/>
         </w:rPr>
-        <w:t xml:space="preserve">            </w:t>
-      </w:r>
-      <w:proofErr w:type="spellStart"/>
-      <w:proofErr w:type="gramStart"/>
-      <w:r>
-        <w:rPr>
-          <w:rFonts w:ascii="Times New Roman" w:hAnsi="Times New Roman" w:cs="Times New Roman"/>
-        </w:rPr>
-        <w:t>vehicle.available</w:t>
-      </w:r>
-      <w:proofErr w:type="spellEnd"/>
-      <w:proofErr w:type="gramEnd"/>
-      <w:r>
-        <w:rPr>
-          <w:rFonts w:ascii="Times New Roman" w:hAnsi="Times New Roman" w:cs="Times New Roman"/>
-        </w:rPr>
-        <w:t xml:space="preserve"> = True</w:t>
-      </w:r>
-    </w:p>
-    <w:p>
-      <w:pPr>
-        <w:rPr>
-          <w:rFonts w:ascii="Times New Roman" w:hAnsi="Times New Roman" w:cs="Times New Roman"/>
-        </w:rPr>
-      </w:pPr>
-    </w:p>
-    <w:p>
-      <w:pPr>
-        <w:rPr>
-          <w:rFonts w:ascii="Times New Roman" w:hAnsi="Times New Roman" w:cs="Times New Roman"/>
-        </w:rPr>
-      </w:pPr>
-      <w:r>
-        <w:rPr>
-          <w:rFonts w:ascii="Times New Roman" w:hAnsi="Times New Roman" w:cs="Times New Roman"/>
-        </w:rPr>
-        <w:t xml:space="preserve">class </w:t>
-      </w:r>
-      <w:proofErr w:type="spellStart"/>
-      <w:r>
-        <w:rPr>
-          <w:rFonts w:ascii="Times New Roman" w:hAnsi="Times New Roman" w:cs="Times New Roman"/>
-        </w:rPr>
-        <w:t>RentalTransaction</w:t>
-      </w:r>
-      <w:proofErr w:type="spellEnd"/>
-      <w:r>
-        <w:rPr>
-          <w:rFonts w:ascii="Times New Roman" w:hAnsi="Times New Roman" w:cs="Times New Roman"/>
-        </w:rPr>
-        <w:t>:</w:t>
-      </w:r>
-    </w:p>
-    <w:p>
-      <w:pPr>
-        <w:rPr>
-          <w:rFonts w:ascii="Times New Roman" w:hAnsi="Times New Roman" w:cs="Times New Roman"/>
-        </w:rPr>
-      </w:pPr>
-      <w:r>
-        <w:rPr>
-          <w:rFonts w:ascii="Times New Roman" w:hAnsi="Times New Roman" w:cs="Times New Roman"/>
-        </w:rPr>
-        <w:t>    def __</w:t>
-      </w:r>
-      <w:proofErr w:type="spellStart"/>
-      <w:r>
-        <w:rPr>
-          <w:rFonts w:ascii="Times New Roman" w:hAnsi="Times New Roman" w:cs="Times New Roman"/>
-        </w:rPr>
-        <w:t>init</w:t>
-      </w:r>
-      <w:proofErr w:type="spellEnd"/>
-      <w:r>
-        <w:rPr>
-          <w:rFonts w:ascii="Times New Roman" w:hAnsi="Times New Roman" w:cs="Times New Roman"/>
-        </w:rPr>
-        <w:t>_</w:t>
-      </w:r>
-      <w:proofErr w:type="gramStart"/>
-      <w:r>
-        <w:rPr>
-          <w:rFonts w:ascii="Times New Roman" w:hAnsi="Times New Roman" w:cs="Times New Roman"/>
-        </w:rPr>
-        <w:t>_(</w:t>
-      </w:r>
-      <w:proofErr w:type="gramEnd"/>
-      <w:r>
-        <w:rPr>
-          <w:rFonts w:ascii="Times New Roman" w:hAnsi="Times New Roman" w:cs="Times New Roman"/>
-        </w:rPr>
-        <w:t>self, vehicle, customer, days, cost):</w:t>
-      </w:r>
-    </w:p>
-    <w:p>
-      <w:pPr>
-        <w:rPr>
-          <w:rFonts w:ascii="Times New Roman" w:hAnsi="Times New Roman" w:cs="Times New Roman"/>
-        </w:rPr>
-      </w:pPr>
-      <w:r>
-        <w:rPr>
-          <w:rFonts w:ascii="Times New Roman" w:hAnsi="Times New Roman" w:cs="Times New Roman"/>
-        </w:rPr>
-        <w:t xml:space="preserve">        </w:t>
-      </w:r>
-      <w:proofErr w:type="spellStart"/>
-      <w:proofErr w:type="gramStart"/>
-      <w:r>
-        <w:rPr>
-          <w:rFonts w:ascii="Times New Roman" w:hAnsi="Times New Roman" w:cs="Times New Roman"/>
-        </w:rPr>
-        <w:t>self.vehicle</w:t>
-      </w:r>
-      <w:proofErr w:type="spellEnd"/>
-      <w:proofErr w:type="gramEnd"/>
-      <w:r>
-        <w:rPr>
-          <w:rFonts w:ascii="Times New Roman" w:hAnsi="Times New Roman" w:cs="Times New Roman"/>
-        </w:rPr>
-        <w:t xml:space="preserve"> = vehicle</w:t>
-      </w:r>
-    </w:p>
-    <w:p>
-      <w:pPr>
-        <w:rPr>
-          <w:rFonts w:ascii="Times New Roman" w:hAnsi="Times New Roman" w:cs="Times New Roman"/>
-        </w:rPr>
-      </w:pPr>
-      <w:r>
-        <w:rPr>
-          <w:rFonts w:ascii="Times New Roman" w:hAnsi="Times New Roman" w:cs="Times New Roman"/>
-        </w:rPr>
-        <w:t xml:space="preserve">        </w:t>
-      </w:r>
-      <w:proofErr w:type="spellStart"/>
-      <w:proofErr w:type="gramStart"/>
-      <w:r>
-        <w:rPr>
-          <w:rFonts w:ascii="Times New Roman" w:hAnsi="Times New Roman" w:cs="Times New Roman"/>
-        </w:rPr>
-        <w:t>self.customer</w:t>
-      </w:r>
-      <w:proofErr w:type="spellEnd"/>
-      <w:proofErr w:type="gramEnd"/>
-      <w:r>
-        <w:rPr>
-          <w:rFonts w:ascii="Times New Roman" w:hAnsi="Times New Roman" w:cs="Times New Roman"/>
-        </w:rPr>
-        <w:t xml:space="preserve"> = customer</w:t>
-      </w:r>
-    </w:p>
-    <w:p>
-      <w:pPr>
-        <w:rPr>
-          <w:rFonts w:ascii="Times New Roman" w:hAnsi="Times New Roman" w:cs="Times New Roman"/>
-        </w:rPr>
-      </w:pPr>
-      <w:r>
-        <w:rPr>
-          <w:rFonts w:ascii="Times New Roman" w:hAnsi="Times New Roman" w:cs="Times New Roman"/>
-        </w:rPr>
-        <w:t xml:space="preserve">        </w:t>
-      </w:r>
-      <w:proofErr w:type="spellStart"/>
-      <w:proofErr w:type="gramStart"/>
-      <w:r>
-        <w:rPr>
-          <w:rFonts w:ascii="Times New Roman" w:hAnsi="Times New Roman" w:cs="Times New Roman"/>
-        </w:rPr>
-        <w:t>self.days</w:t>
-      </w:r>
-      <w:proofErr w:type="spellEnd"/>
-      <w:proofErr w:type="gramEnd"/>
-      <w:r>
-        <w:rPr>
-          <w:rFonts w:ascii="Times New Roman" w:hAnsi="Times New Roman" w:cs="Times New Roman"/>
-        </w:rPr>
-        <w:t xml:space="preserve"> = days</w:t>
-      </w:r>
-    </w:p>
-    <w:p>
-      <w:pPr>
-        <w:rPr>
-          <w:rFonts w:ascii="Times New Roman" w:hAnsi="Times New Roman" w:cs="Times New Roman"/>
-        </w:rPr>
-      </w:pPr>
-      <w:r>
-        <w:rPr>
-          <w:rFonts w:ascii="Times New Roman" w:hAnsi="Times New Roman" w:cs="Times New Roman"/>
-        </w:rPr>
-        <w:t xml:space="preserve">        </w:t>
-      </w:r>
-      <w:proofErr w:type="spellStart"/>
-      <w:proofErr w:type="gramStart"/>
-      <w:r>
-        <w:rPr>
-          <w:rFonts w:ascii="Times New Roman" w:hAnsi="Times New Roman" w:cs="Times New Roman"/>
-        </w:rPr>
-        <w:t>self.cost</w:t>
-      </w:r>
-      <w:proofErr w:type="spellEnd"/>
-      <w:proofErr w:type="gramEnd"/>
-      <w:r>
-        <w:rPr>
-          <w:rFonts w:ascii="Times New Roman" w:hAnsi="Times New Roman" w:cs="Times New Roman"/>
-        </w:rPr>
-        <w:t xml:space="preserve"> = cost</w:t>
-      </w:r>
-    </w:p>
-    <w:p>
-      <w:pPr>
-        <w:rPr>
-          <w:rFonts w:ascii="Times New Roman" w:hAnsi="Times New Roman" w:cs="Times New Roman"/>
-        </w:rPr>
-      </w:pPr>
-      <w:r>
-        <w:rPr>
-          <w:rFonts w:ascii="Times New Roman" w:hAnsi="Times New Roman" w:cs="Times New Roman"/>
-        </w:rPr>
-        <w:t xml:space="preserve">        </w:t>
-      </w:r>
-      <w:proofErr w:type="spellStart"/>
-      <w:proofErr w:type="gramStart"/>
-      <w:r>
-        <w:rPr>
-          <w:rFonts w:ascii="Times New Roman" w:hAnsi="Times New Roman" w:cs="Times New Roman"/>
-        </w:rPr>
-        <w:t>self.start</w:t>
-      </w:r>
-      <w:proofErr w:type="gramEnd"/>
-      <w:r>
-        <w:rPr>
-          <w:rFonts w:ascii="Times New Roman" w:hAnsi="Times New Roman" w:cs="Times New Roman"/>
-        </w:rPr>
-        <w:t>_date</w:t>
-      </w:r>
-      <w:proofErr w:type="spellEnd"/>
-      <w:r>
-        <w:rPr>
-          <w:rFonts w:ascii="Times New Roman" w:hAnsi="Times New Roman" w:cs="Times New Roman"/>
-        </w:rPr>
-        <w:t xml:space="preserve"> = </w:t>
-      </w:r>
-      <w:proofErr w:type="spellStart"/>
-      <w:proofErr w:type="gramStart"/>
-      <w:r>
-        <w:rPr>
-          <w:rFonts w:ascii="Times New Roman" w:hAnsi="Times New Roman" w:cs="Times New Roman"/>
-        </w:rPr>
-        <w:t>datetime.now</w:t>
-      </w:r>
-      <w:proofErr w:type="spellEnd"/>
-      <w:r>
-        <w:rPr>
-          <w:rFonts w:ascii="Times New Roman" w:hAnsi="Times New Roman" w:cs="Times New Roman"/>
-        </w:rPr>
-        <w:t>(</w:t>
-      </w:r>
-      <w:proofErr w:type="gramEnd"/>
-      <w:r>
-        <w:rPr>
-          <w:rFonts w:ascii="Times New Roman" w:hAnsi="Times New Roman" w:cs="Times New Roman"/>
-        </w:rPr>
-        <w:t>)</w:t>
-      </w:r>
-    </w:p>
-    <w:p>
-      <w:pPr>
-        <w:rPr>
-          <w:rFonts w:ascii="Times New Roman" w:hAnsi="Times New Roman" w:cs="Times New Roman"/>
-        </w:rPr>
-      </w:pPr>
-      <w:r>
-        <w:rPr>
-          <w:rFonts w:ascii="Times New Roman" w:hAnsi="Times New Roman" w:cs="Times New Roman"/>
-        </w:rPr>
-        <w:t xml:space="preserve">        </w:t>
-      </w:r>
-      <w:proofErr w:type="spellStart"/>
-      <w:r>
-        <w:rPr>
-          <w:rFonts w:ascii="Times New Roman" w:hAnsi="Times New Roman" w:cs="Times New Roman"/>
-        </w:rPr>
-        <w:t>self.end_date</w:t>
-      </w:r>
-      <w:proofErr w:type="spellEnd"/>
-      <w:r>
-        <w:rPr>
-          <w:rFonts w:ascii="Times New Roman" w:hAnsi="Times New Roman" w:cs="Times New Roman"/>
-        </w:rPr>
-        <w:t xml:space="preserve"> = </w:t>
-      </w:r>
-      <w:proofErr w:type="spellStart"/>
-      <w:proofErr w:type="gramStart"/>
-      <w:r>
-        <w:rPr>
-          <w:rFonts w:ascii="Times New Roman" w:hAnsi="Times New Roman" w:cs="Times New Roman"/>
-        </w:rPr>
-        <w:t>self.start</w:t>
-      </w:r>
-      <w:proofErr w:type="gramEnd"/>
-      <w:r>
-        <w:rPr>
-          <w:rFonts w:ascii="Times New Roman" w:hAnsi="Times New Roman" w:cs="Times New Roman"/>
-        </w:rPr>
-        <w:t>_date</w:t>
-      </w:r>
-      <w:proofErr w:type="spellEnd"/>
-      <w:r>
-        <w:rPr>
-          <w:rFonts w:ascii="Times New Roman" w:hAnsi="Times New Roman" w:cs="Times New Roman"/>
-        </w:rPr>
-        <w:t xml:space="preserve"> + </w:t>
-      </w:r>
-      <w:proofErr w:type="spellStart"/>
-      <w:r>
-        <w:rPr>
-          <w:rFonts w:ascii="Times New Roman" w:hAnsi="Times New Roman" w:cs="Times New Roman"/>
-        </w:rPr>
-        <w:t>timedelta</w:t>
-      </w:r>
-      <w:proofErr w:type="spellEnd"/>
-      <w:r>
-        <w:rPr>
-          <w:rFonts w:ascii="Times New Roman" w:hAnsi="Times New Roman" w:cs="Times New Roman"/>
-        </w:rPr>
-        <w:t>(days=days)</w:t>
+        <w:t>            vehicle.available = True</w:t>
+      </w:r>
+    </w:p>
+    <w:p>
+      <w:pPr>
+        <w:rPr>
+          <w:rFonts w:ascii="Times New Roman" w:hAnsi="Times New Roman" w:cs="Times New Roman"/>
+        </w:rPr>
+      </w:pPr>
+    </w:p>
+    <w:p>
+      <w:pPr>
+        <w:rPr>
+          <w:rFonts w:ascii="Times New Roman" w:hAnsi="Times New Roman" w:cs="Times New Roman"/>
+        </w:rPr>
+      </w:pPr>
+      <w:r>
+        <w:rPr>
+          <w:rFonts w:ascii="Times New Roman" w:hAnsi="Times New Roman" w:cs="Times New Roman"/>
+        </w:rPr>
+        <w:t>class RentalTransaction:</w:t>
+      </w:r>
+    </w:p>
+    <w:p>
+      <w:pPr>
+        <w:rPr>
+          <w:rFonts w:ascii="Times New Roman" w:hAnsi="Times New Roman" w:cs="Times New Roman"/>
+        </w:rPr>
+      </w:pPr>
+      <w:r>
+        <w:rPr>
+          <w:rFonts w:ascii="Times New Roman" w:hAnsi="Times New Roman" w:cs="Times New Roman"/>
+        </w:rPr>
+        <w:t>    def __init__(self, vehicle, customer, days, cost):</w:t>
+      </w:r>
+    </w:p>
+    <w:p>
+      <w:pPr>
+        <w:rPr>
+          <w:rFonts w:ascii="Times New Roman" w:hAnsi="Times New Roman" w:cs="Times New Roman"/>
+        </w:rPr>
+      </w:pPr>
+      <w:r>
+        <w:rPr>
+          <w:rFonts w:ascii="Times New Roman" w:hAnsi="Times New Roman" w:cs="Times New Roman"/>
+        </w:rPr>
+        <w:t>        self.vehicle = vehicle</w:t>
+      </w:r>
+    </w:p>
+    <w:p>
+      <w:pPr>
+        <w:rPr>
+          <w:rFonts w:ascii="Times New Roman" w:hAnsi="Times New Roman" w:cs="Times New Roman"/>
+        </w:rPr>
+      </w:pPr>
+      <w:r>
+        <w:rPr>
+          <w:rFonts w:ascii="Times New Roman" w:hAnsi="Times New Roman" w:cs="Times New Roman"/>
+        </w:rPr>
+        <w:t>        self.customer = customer</w:t>
+      </w:r>
+    </w:p>
+    <w:p>
+      <w:pPr>
+        <w:rPr>
+          <w:rFonts w:ascii="Times New Roman" w:hAnsi="Times New Roman" w:cs="Times New Roman"/>
+        </w:rPr>
+      </w:pPr>
+      <w:r>
+        <w:rPr>
+          <w:rFonts w:ascii="Times New Roman" w:hAnsi="Times New Roman" w:cs="Times New Roman"/>
+        </w:rPr>
+        <w:t>        self.days = days</w:t>
+      </w:r>
+    </w:p>
+    <w:p>
+      <w:pPr>
+        <w:rPr>
+          <w:rFonts w:ascii="Times New Roman" w:hAnsi="Times New Roman" w:cs="Times New Roman"/>
+        </w:rPr>
+      </w:pPr>
+      <w:r>
+        <w:rPr>
+          <w:rFonts w:ascii="Times New Roman" w:hAnsi="Times New Roman" w:cs="Times New Roman"/>
+        </w:rPr>
+        <w:t>        self.cost = cost</w:t>
+      </w:r>
+    </w:p>
+    <w:p>
+      <w:pPr>
+        <w:rPr>
+          <w:rFonts w:ascii="Times New Roman" w:hAnsi="Times New Roman" w:cs="Times New Roman"/>
+        </w:rPr>
+      </w:pPr>
+      <w:r>
+        <w:rPr>
+          <w:rFonts w:ascii="Times New Roman" w:hAnsi="Times New Roman" w:cs="Times New Roman"/>
+        </w:rPr>
+        <w:t>        self.start_date = datetime.now()</w:t>
+      </w:r>
+    </w:p>
+    <w:p>
+      <w:pPr>
+        <w:rPr>
+          <w:rFonts w:ascii="Times New Roman" w:hAnsi="Times New Roman" w:cs="Times New Roman"/>
+        </w:rPr>
+      </w:pPr>
+      <w:r>
+        <w:rPr>
+          <w:rFonts w:ascii="Times New Roman" w:hAnsi="Times New Roman" w:cs="Times New Roman"/>
+        </w:rPr>
+        <w:t>        self.end_date = self.start_date + timedelta(days=days)</w:t>
       </w:r>
     </w:p>
     <w:p>
@@ -1396,229 +694,73 @@
         <w:rPr>
           <w:rFonts w:ascii="Times New Roman" w:hAnsi="Times New Roman" w:cs="Times New Roman"/>
         </w:rPr>
-        <w:t>        return f"{</w:t>
-      </w:r>
-      <w:proofErr w:type="spellStart"/>
-      <w:proofErr w:type="gramStart"/>
-      <w:r>
-        <w:rPr>
-          <w:rFonts w:ascii="Times New Roman" w:hAnsi="Times New Roman" w:cs="Times New Roman"/>
-        </w:rPr>
-        <w:t>self.customer</w:t>
-      </w:r>
-      <w:proofErr w:type="spellEnd"/>
-      <w:proofErr w:type="gramEnd"/>
-      <w:r>
-        <w:rPr>
-          <w:rFonts w:ascii="Times New Roman" w:hAnsi="Times New Roman" w:cs="Times New Roman"/>
-        </w:rPr>
-        <w:t>} rented {self.vehicle.name} for {</w:t>
-      </w:r>
-      <w:proofErr w:type="spellStart"/>
-      <w:proofErr w:type="gramStart"/>
-      <w:r>
-        <w:rPr>
-          <w:rFonts w:ascii="Times New Roman" w:hAnsi="Times New Roman" w:cs="Times New Roman"/>
-        </w:rPr>
-        <w:t>self.days</w:t>
-      </w:r>
-      <w:proofErr w:type="spellEnd"/>
-      <w:proofErr w:type="gramEnd"/>
-      <w:r>
-        <w:rPr>
-          <w:rFonts w:ascii="Times New Roman" w:hAnsi="Times New Roman" w:cs="Times New Roman"/>
-        </w:rPr>
-        <w:t>} days - Cost: {</w:t>
-      </w:r>
-      <w:proofErr w:type="spellStart"/>
-      <w:proofErr w:type="gramStart"/>
-      <w:r>
-        <w:rPr>
-          <w:rFonts w:ascii="Times New Roman" w:hAnsi="Times New Roman" w:cs="Times New Roman"/>
-        </w:rPr>
-        <w:t>self.cost</w:t>
-      </w:r>
-      <w:proofErr w:type="spellEnd"/>
-      <w:proofErr w:type="gramEnd"/>
-      <w:r>
-        <w:rPr>
-          <w:rFonts w:ascii="Times New Roman" w:hAnsi="Times New Roman" w:cs="Times New Roman"/>
-        </w:rPr>
-        <w:t>}"</w:t>
-      </w:r>
-    </w:p>
-    <w:p>
-      <w:pPr>
-        <w:rPr>
-          <w:rFonts w:ascii="Times New Roman" w:hAnsi="Times New Roman" w:cs="Times New Roman"/>
-        </w:rPr>
-      </w:pPr>
-    </w:p>
-    <w:p>
-      <w:pPr>
-        <w:rPr>
-          <w:rFonts w:ascii="Times New Roman" w:hAnsi="Times New Roman" w:cs="Times New Roman"/>
-        </w:rPr>
-      </w:pPr>
-      <w:r>
-        <w:rPr>
-          <w:rFonts w:ascii="Times New Roman" w:hAnsi="Times New Roman" w:cs="Times New Roman"/>
-        </w:rPr>
-        <w:t xml:space="preserve">agency = </w:t>
-      </w:r>
-      <w:proofErr w:type="spellStart"/>
-      <w:r>
-        <w:rPr>
-          <w:rFonts w:ascii="Times New Roman" w:hAnsi="Times New Roman" w:cs="Times New Roman"/>
-        </w:rPr>
-        <w:t>RentalAgency</w:t>
-      </w:r>
-      <w:proofErr w:type="spellEnd"/>
-      <w:r>
-        <w:rPr>
-          <w:rFonts w:ascii="Times New Roman" w:hAnsi="Times New Roman" w:cs="Times New Roman"/>
-        </w:rPr>
-        <w:t>("</w:t>
-      </w:r>
-      <w:proofErr w:type="spellStart"/>
-      <w:r>
-        <w:rPr>
-          <w:rFonts w:ascii="Times New Roman" w:hAnsi="Times New Roman" w:cs="Times New Roman"/>
-        </w:rPr>
-        <w:t>QuickRent</w:t>
-      </w:r>
-      <w:proofErr w:type="spellEnd"/>
-      <w:r>
-        <w:rPr>
-          <w:rFonts w:ascii="Times New Roman" w:hAnsi="Times New Roman" w:cs="Times New Roman"/>
-        </w:rPr>
-        <w:t>")</w:t>
-      </w:r>
-    </w:p>
-    <w:p>
-      <w:pPr>
-        <w:rPr>
-          <w:rFonts w:ascii="Times New Roman" w:hAnsi="Times New Roman" w:cs="Times New Roman"/>
-        </w:rPr>
-      </w:pPr>
-      <w:proofErr w:type="spellStart"/>
-      <w:r>
-        <w:rPr>
-          <w:rFonts w:ascii="Times New Roman" w:hAnsi="Times New Roman" w:cs="Times New Roman"/>
-        </w:rPr>
-        <w:t>agency.add_</w:t>
-      </w:r>
-      <w:proofErr w:type="gramStart"/>
-      <w:r>
-        <w:rPr>
-          <w:rFonts w:ascii="Times New Roman" w:hAnsi="Times New Roman" w:cs="Times New Roman"/>
-        </w:rPr>
-        <w:t>vehicle</w:t>
-      </w:r>
-      <w:proofErr w:type="spellEnd"/>
-      <w:r>
-        <w:rPr>
-          <w:rFonts w:ascii="Times New Roman" w:hAnsi="Times New Roman" w:cs="Times New Roman"/>
-        </w:rPr>
-        <w:t>(Vehicle(</w:t>
-      </w:r>
-      <w:proofErr w:type="gramEnd"/>
-      <w:r>
-        <w:rPr>
-          <w:rFonts w:ascii="Times New Roman" w:hAnsi="Times New Roman" w:cs="Times New Roman"/>
-        </w:rPr>
-        <w:t>1, "Maruti", 50))</w:t>
-      </w:r>
-    </w:p>
-    <w:p>
-      <w:pPr>
-        <w:rPr>
-          <w:rFonts w:ascii="Times New Roman" w:hAnsi="Times New Roman" w:cs="Times New Roman"/>
-        </w:rPr>
-      </w:pPr>
-      <w:proofErr w:type="spellStart"/>
-      <w:r>
-        <w:rPr>
-          <w:rFonts w:ascii="Times New Roman" w:hAnsi="Times New Roman" w:cs="Times New Roman"/>
-        </w:rPr>
-        <w:t>agency.add_</w:t>
-      </w:r>
-      <w:proofErr w:type="gramStart"/>
-      <w:r>
-        <w:rPr>
-          <w:rFonts w:ascii="Times New Roman" w:hAnsi="Times New Roman" w:cs="Times New Roman"/>
-        </w:rPr>
-        <w:t>vehicle</w:t>
-      </w:r>
-      <w:proofErr w:type="spellEnd"/>
-      <w:r>
-        <w:rPr>
-          <w:rFonts w:ascii="Times New Roman" w:hAnsi="Times New Roman" w:cs="Times New Roman"/>
-        </w:rPr>
-        <w:t>(Vehicle(</w:t>
-      </w:r>
-      <w:proofErr w:type="gramEnd"/>
-      <w:r>
-        <w:rPr>
-          <w:rFonts w:ascii="Times New Roman" w:hAnsi="Times New Roman" w:cs="Times New Roman"/>
-        </w:rPr>
-        <w:t>2, "Honda", 60))</w:t>
-      </w:r>
-    </w:p>
-    <w:p>
-      <w:pPr>
-        <w:rPr>
-          <w:rFonts w:ascii="Times New Roman" w:hAnsi="Times New Roman" w:cs="Times New Roman"/>
-        </w:rPr>
-      </w:pPr>
-    </w:p>
-    <w:p>
-      <w:pPr>
-        <w:rPr>
-          <w:rFonts w:ascii="Times New Roman" w:hAnsi="Times New Roman" w:cs="Times New Roman"/>
-        </w:rPr>
-      </w:pPr>
-      <w:r>
-        <w:rPr>
-          <w:rFonts w:ascii="Times New Roman" w:hAnsi="Times New Roman" w:cs="Times New Roman"/>
-        </w:rPr>
-        <w:t xml:space="preserve">rental = </w:t>
-      </w:r>
-      <w:proofErr w:type="spellStart"/>
-      <w:proofErr w:type="gramStart"/>
-      <w:r>
-        <w:rPr>
-          <w:rFonts w:ascii="Times New Roman" w:hAnsi="Times New Roman" w:cs="Times New Roman"/>
-        </w:rPr>
-        <w:t>agency.book</w:t>
-      </w:r>
-      <w:proofErr w:type="gramEnd"/>
-      <w:r>
-        <w:rPr>
-          <w:rFonts w:ascii="Times New Roman" w:hAnsi="Times New Roman" w:cs="Times New Roman"/>
-        </w:rPr>
-        <w:t>_</w:t>
-      </w:r>
-      <w:proofErr w:type="gramStart"/>
-      <w:r>
-        <w:rPr>
-          <w:rFonts w:ascii="Times New Roman" w:hAnsi="Times New Roman" w:cs="Times New Roman"/>
-        </w:rPr>
-        <w:t>vehicle</w:t>
-      </w:r>
-      <w:proofErr w:type="spellEnd"/>
-      <w:r>
-        <w:rPr>
-          <w:rFonts w:ascii="Times New Roman" w:hAnsi="Times New Roman" w:cs="Times New Roman"/>
-        </w:rPr>
-        <w:t>(</w:t>
-      </w:r>
-      <w:proofErr w:type="gramEnd"/>
-      <w:r>
-        <w:rPr>
-          <w:rFonts w:ascii="Times New Roman" w:hAnsi="Times New Roman" w:cs="Times New Roman"/>
-        </w:rPr>
-        <w:t>1, "Aarav", 5)</w:t>
+        <w:t>        return f"{self.customer} rented {self.vehicle.name} for {self.days} days - Cost: {self.cost}"</w:t>
+      </w:r>
+    </w:p>
+    <w:p>
+      <w:pPr>
+        <w:rPr>
+          <w:rFonts w:ascii="Times New Roman" w:hAnsi="Times New Roman" w:cs="Times New Roman"/>
+        </w:rPr>
+      </w:pPr>
+    </w:p>
+    <w:p>
+      <w:pPr>
+        <w:rPr>
+          <w:rFonts w:ascii="Times New Roman" w:hAnsi="Times New Roman" w:cs="Times New Roman"/>
+        </w:rPr>
+      </w:pPr>
+      <w:r>
+        <w:rPr>
+          <w:rFonts w:ascii="Times New Roman" w:hAnsi="Times New Roman" w:cs="Times New Roman"/>
+        </w:rPr>
+        <w:t>agency = RentalAgency("QuickRent")</w:t>
+      </w:r>
+    </w:p>
+    <w:p>
+      <w:pPr>
+        <w:rPr>
+          <w:rFonts w:ascii="Times New Roman" w:hAnsi="Times New Roman" w:cs="Times New Roman"/>
+        </w:rPr>
+      </w:pPr>
+      <w:r>
+        <w:rPr>
+          <w:rFonts w:ascii="Times New Roman" w:hAnsi="Times New Roman" w:cs="Times New Roman"/>
+        </w:rPr>
+        <w:t>agency.add_vehicle(Vehicle(1, "Maruti", 50))</w:t>
+      </w:r>
+    </w:p>
+    <w:p>
+      <w:pPr>
+        <w:rPr>
+          <w:rFonts w:ascii="Times New Roman" w:hAnsi="Times New Roman" w:cs="Times New Roman"/>
+        </w:rPr>
+      </w:pPr>
+      <w:r>
+        <w:rPr>
+          <w:rFonts w:ascii="Times New Roman" w:hAnsi="Times New Roman" w:cs="Times New Roman"/>
+        </w:rPr>
+        <w:t>agency.add_vehicle(Vehicle(2, "Honda", 60))</w:t>
+      </w:r>
+    </w:p>
+    <w:p>
+      <w:pPr>
+        <w:rPr>
+          <w:rFonts w:ascii="Times New Roman" w:hAnsi="Times New Roman" w:cs="Times New Roman"/>
+        </w:rPr>
+      </w:pPr>
+    </w:p>
+    <w:p>
+      <w:pPr>
+        <w:rPr>
+          <w:rFonts w:ascii="Times New Roman" w:hAnsi="Times New Roman" w:cs="Times New Roman"/>
+        </w:rPr>
+      </w:pPr>
+      <w:r>
+        <w:rPr>
+          <w:rFonts w:ascii="Times New Roman" w:hAnsi="Times New Roman" w:cs="Times New Roman"/>
+        </w:rPr>
+        <w:t>rental = agency.book_vehicle(1, "Aarav", 5)</w:t>
       </w:r>
     </w:p>
     <w:p>
@@ -1647,100 +789,24 @@
           <w:rFonts w:ascii="Times New Roman" w:hAnsi="Times New Roman" w:cs="Times New Roman"/>
         </w:rPr>
       </w:pPr>
-      <w:proofErr w:type="spellStart"/>
-      <w:proofErr w:type="gramStart"/>
-      <w:r>
-        <w:rPr>
-          <w:rFonts w:ascii="Times New Roman" w:hAnsi="Times New Roman" w:cs="Times New Roman"/>
-        </w:rPr>
-        <w:t>agency.return</w:t>
-      </w:r>
-      <w:proofErr w:type="gramEnd"/>
-      <w:r>
-        <w:rPr>
-          <w:rFonts w:ascii="Times New Roman" w:hAnsi="Times New Roman" w:cs="Times New Roman"/>
-        </w:rPr>
-        <w:t>_</w:t>
-      </w:r>
-      <w:proofErr w:type="gramStart"/>
-      <w:r>
-        <w:rPr>
-          <w:rFonts w:ascii="Times New Roman" w:hAnsi="Times New Roman" w:cs="Times New Roman"/>
-        </w:rPr>
-        <w:t>vehicle</w:t>
-      </w:r>
-      <w:proofErr w:type="spellEnd"/>
-      <w:r>
-        <w:rPr>
-          <w:rFonts w:ascii="Times New Roman" w:hAnsi="Times New Roman" w:cs="Times New Roman"/>
-        </w:rPr>
-        <w:t>(</w:t>
-      </w:r>
-      <w:proofErr w:type="gramEnd"/>
-      <w:r>
-        <w:rPr>
-          <w:rFonts w:ascii="Times New Roman" w:hAnsi="Times New Roman" w:cs="Times New Roman"/>
-        </w:rPr>
-        <w:t>1)</w:t>
-      </w:r>
-    </w:p>
-    <w:p>
-      <w:pPr>
-        <w:rPr>
-          <w:rFonts w:ascii="Times New Roman" w:hAnsi="Times New Roman" w:cs="Times New Roman"/>
-        </w:rPr>
-      </w:pPr>
-      <w:proofErr w:type="gramStart"/>
-      <w:r>
-        <w:rPr>
-          <w:rFonts w:ascii="Times New Roman" w:hAnsi="Times New Roman" w:cs="Times New Roman"/>
-        </w:rPr>
-        <w:t>print(</w:t>
-      </w:r>
-      <w:proofErr w:type="spellStart"/>
-      <w:proofErr w:type="gramEnd"/>
-      <w:r>
-        <w:rPr>
-          <w:rFonts w:ascii="Times New Roman" w:hAnsi="Times New Roman" w:cs="Times New Roman"/>
-        </w:rPr>
-        <w:t>f"Vehicle</w:t>
-      </w:r>
-      <w:proofErr w:type="spellEnd"/>
-      <w:r>
-        <w:rPr>
-          <w:rFonts w:ascii="Times New Roman" w:hAnsi="Times New Roman" w:cs="Times New Roman"/>
-        </w:rPr>
-        <w:t xml:space="preserve"> 1 available: {</w:t>
-      </w:r>
-      <w:proofErr w:type="spellStart"/>
-      <w:proofErr w:type="gramStart"/>
-      <w:r>
-        <w:rPr>
-          <w:rFonts w:ascii="Times New Roman" w:hAnsi="Times New Roman" w:cs="Times New Roman"/>
-        </w:rPr>
-        <w:t>agency.vehicles</w:t>
-      </w:r>
-      <w:proofErr w:type="spellEnd"/>
-      <w:proofErr w:type="gramEnd"/>
-      <w:r>
-        <w:rPr>
-          <w:rFonts w:ascii="Times New Roman" w:hAnsi="Times New Roman" w:cs="Times New Roman"/>
-        </w:rPr>
-        <w:t>[0</w:t>
-      </w:r>
-      <w:proofErr w:type="gramStart"/>
-      <w:r>
-        <w:rPr>
-          <w:rFonts w:ascii="Times New Roman" w:hAnsi="Times New Roman" w:cs="Times New Roman"/>
-        </w:rPr>
-        <w:t>].available</w:t>
-      </w:r>
-      <w:proofErr w:type="gramEnd"/>
-      <w:r>
-        <w:rPr>
-          <w:rFonts w:ascii="Times New Roman" w:hAnsi="Times New Roman" w:cs="Times New Roman"/>
-        </w:rPr>
-        <w:t>}")</w:t>
+      <w:r>
+        <w:rPr>
+          <w:rFonts w:ascii="Times New Roman" w:hAnsi="Times New Roman" w:cs="Times New Roman"/>
+        </w:rPr>
+        <w:t>agency.return_vehicle(1)</w:t>
+      </w:r>
+    </w:p>
+    <w:p>
+      <w:pPr>
+        <w:rPr>
+          <w:rFonts w:ascii="Times New Roman" w:hAnsi="Times New Roman" w:cs="Times New Roman"/>
+        </w:rPr>
+      </w:pPr>
+      <w:r>
+        <w:rPr>
+          <w:rFonts w:ascii="Times New Roman" w:hAnsi="Times New Roman" w:cs="Times New Roman"/>
+        </w:rPr>
+        <w:t>print(f"Vehicle 1 available: {agency.vehicles[0].available}")</w:t>
       </w:r>
     </w:p>
     <w:p>
@@ -1759,6 +825,7 @@
       <w:r>
         <w:rPr>
           <w:rFonts w:ascii="Times New Roman" w:hAnsi="Times New Roman" w:cs="Times New Roman"/>
+          <w:noProof/>
         </w:rPr>
         <w:drawing>
           <wp:inline distT="0" distB="0" distL="0" distR="0" wp14:anchorId="1461B7E2" wp14:editId="0FCAEDE4">
@@ -2448,6 +1515,7 @@
   <w:style w:type="character" w:default="1" w:styleId="DefaultParagraphFont">
     <w:name w:val="Default Paragraph Font"/>
     <w:uiPriority w:val="1"/>
+    <w:semiHidden/>
     <w:unhideWhenUsed/>
   </w:style>
   <w:style w:type="table" w:default="1" w:styleId="TableNormal">

--- a/Assignment 5/OOP.docx
+++ b/Assignment 5/OOP.docx
@@ -19,16 +19,14 @@
         </w:rPr>
         <w:t>Object Oriented Programming</w:t>
       </w:r>
-    </w:p>
-    <w:p>
-      <w:pPr>
-        <w:jc w:val="center"/>
+      <w:r>
         <w:rPr>
           <w:rFonts w:ascii="Times New Roman" w:hAnsi="Times New Roman" w:cs="Times New Roman"/>
           <w:sz w:val="32"/>
           <w:szCs w:val="32"/>
         </w:rPr>
-      </w:pPr>
+        <w:t xml:space="preserve"> </w:t>
+      </w:r>
       <w:r>
         <w:rPr>
           <w:rFonts w:ascii="Times New Roman" w:hAnsi="Times New Roman" w:cs="Times New Roman"/>
@@ -425,20 +423,20 @@
         <w:rPr>
           <w:rFonts w:ascii="Times New Roman" w:hAnsi="Times New Roman" w:cs="Times New Roman"/>
         </w:rPr>
+        <w:t xml:space="preserve">        </w:t>
+      </w:r>
+    </w:p>
+    <w:p>
+      <w:pPr>
+        <w:rPr>
+          <w:rFonts w:ascii="Times New Roman" w:hAnsi="Times New Roman" w:cs="Times New Roman"/>
+        </w:rPr>
+      </w:pPr>
+      <w:r>
+        <w:rPr>
+          <w:rFonts w:ascii="Times New Roman" w:hAnsi="Times New Roman" w:cs="Times New Roman"/>
+        </w:rPr>
         <w:lastRenderedPageBreak/>
-        <w:t xml:space="preserve">        </w:t>
-      </w:r>
-    </w:p>
-    <w:p>
-      <w:pPr>
-        <w:rPr>
-          <w:rFonts w:ascii="Times New Roman" w:hAnsi="Times New Roman" w:cs="Times New Roman"/>
-        </w:rPr>
-      </w:pPr>
-      <w:r>
-        <w:rPr>
-          <w:rFonts w:ascii="Times New Roman" w:hAnsi="Times New Roman" w:cs="Times New Roman"/>
-        </w:rPr>
         <w:t>        cost = vehicle.daily_rate * days</w:t>
       </w:r>
     </w:p>
